--- a/Deliverables/Tanggapan_Desain_Pemasangan_GLD_RU-IV_Cilacap_2Oktober2026.docx
+++ b/Deliverables/Tanggapan_Desain_Pemasangan_GLD_RU-IV_Cilacap_2Oktober2026.docx
@@ -304,7 +304,7 @@
               <w:rPr>
                 <w:sz w:val="19"/>
               </w:rPr>
-              <w:t>Daftar Perangkat &amp; Kebutuhan Pemasangan rev 1.1; Spesifikasi Material Instalasi rev 1.5</w:t>
+              <w:t>Daftar Perangkat &amp; Kebutuhan Pemasangan rev 1.2; Spesifikasi Material Instalasi rev 1.5</w:t>
             </w:r>
           </w:p>
         </w:tc>
@@ -2223,7 +2223,7 @@
         <w:rPr>
           <w:sz w:val="20"/>
         </w:rPr>
-        <w:t>Daftar perangkat, spesifikasi, dimensi, dan kebutuhan utilitas (tindak lanjut no. 1 MoM 29 Sep) telah disampaikan dalam Daftar Perangkat &amp; Kebutuhan Pemasangan rev 1.1 dan Spesifikasi Material Instalasi rev 1.5.</w:t>
+        <w:t>Daftar perangkat, spesifikasi, dimensi, dan kebutuhan utilitas (tindak lanjut no. 1 MoM 29 Sep) telah disampaikan dalam Daftar Perangkat &amp; Kebutuhan Pemasangan rev 1.2 dan Spesifikasi Material Instalasi rev 1.5.</w:t>
       </w:r>
     </w:p>
     <w:p>
